--- a/ADMINISTRACIÓN Y ORGANIZACIONES/Seguimiento Gestión del cambio 15% Grupal o individual/Trabajo grupal - Yaid Santiago - Mariana Cuartas.docx
+++ b/ADMINISTRACIÓN Y ORGANIZACIONES/Seguimiento Gestión del cambio 15% Grupal o individual/Trabajo grupal - Yaid Santiago - Mariana Cuartas.docx
@@ -1,13 +1,18 @@
 
 <file path=word/document.xml><?xml version="1.0" encoding="utf-8"?>
-<w:document xmlns:wpc="http://schemas.microsoft.com/office/word/2010/wordprocessingCanvas" xmlns:cx="http://schemas.microsoft.com/office/drawing/2014/chartex" xmlns:cx1="http://schemas.microsoft.com/office/drawing/2015/9/8/chartex" xmlns:cx2="http://schemas.microsoft.com/office/drawing/2015/10/21/chartex" xmlns:cx3="http://schemas.microsoft.com/office/drawing/2016/5/9/chartex" xmlns:cx4="http://schemas.microsoft.com/office/drawing/2016/5/10/chartex" xmlns:cx5="http://schemas.microsoft.com/office/drawing/2016/5/11/chartex" xmlns:cx6="http://schemas.microsoft.com/office/drawing/2016/5/12/chartex" xmlns:cx7="http://schemas.microsoft.com/office/drawing/2016/5/13/chartex" xmlns:cx8="http://schemas.microsoft.com/office/drawing/2016/5/14/chartex" xmlns:mc="http://schemas.openxmlformats.org/markup-compatibility/2006" xmlns:aink="http://schemas.microsoft.com/office/drawing/2016/ink" xmlns:am3d="http://schemas.microsoft.com/office/drawing/2017/model3d" xmlns:o="urn:schemas-microsoft-com:office:office" xmlns:r="http://schemas.openxmlformats.org/officeDocument/2006/relationships" xmlns:m="http://schemas.openxmlformats.org/officeDocument/2006/math" xmlns:v="urn:schemas-microsoft-com:vml" xmlns:wp14="http://schemas.microsoft.com/office/word/2010/wordprocessingDrawing" xmlns:wp="http://schemas.openxmlformats.org/drawingml/2006/wordprocessingDrawing" xmlns:w10="urn:schemas-microsoft-com:office:word" xmlns:w="http://schemas.openxmlformats.org/wordprocessingml/2006/main" xmlns:w14="http://schemas.microsoft.com/office/word/2010/wordml" xmlns:w15="http://schemas.microsoft.com/office/word/2012/wordml" xmlns:w16cex="http://schemas.microsoft.com/office/word/2018/wordml/cex" xmlns:w16cid="http://schemas.microsoft.com/office/word/2016/wordml/cid" xmlns:w16="http://schemas.microsoft.com/office/word/2018/wordml" xmlns:w16sdtdh="http://schemas.microsoft.com/office/word/2020/wordml/sdtdatahash" xmlns:w16se="http://schemas.microsoft.com/office/word/2015/wordml/symex" xmlns:wpg="http://schemas.microsoft.com/office/word/2010/wordprocessingGroup" xmlns:wpi="http://schemas.microsoft.com/office/word/2010/wordprocessingInk" xmlns:wne="http://schemas.microsoft.com/office/word/2006/wordml" xmlns:wps="http://schemas.microsoft.com/office/word/2010/wordprocessingShape" mc:Ignorable="w14 w15 w16se w16cid w16 w16cex w16sdtdh wp14">
+<w:document xmlns:o="urn:schemas-microsoft-com:office:office" xmlns:r="http://schemas.openxmlformats.org/officeDocument/2006/relationships" xmlns:v="urn:schemas-microsoft-com:vml" xmlns:w="http://schemas.openxmlformats.org/wordprocessingml/2006/main" xmlns:w10="urn:schemas-microsoft-com:office:word" xmlns:wp="http://schemas.openxmlformats.org/drawingml/2006/wordprocessingDrawing" xmlns:wps="http://schemas.microsoft.com/office/word/2010/wordprocessingShape" xmlns:wpg="http://schemas.microsoft.com/office/word/2010/wordprocessingGroup" xmlns:mc="http://schemas.openxmlformats.org/markup-compatibility/2006" xmlns:wp14="http://schemas.microsoft.com/office/word/2010/wordprocessingDrawing" xmlns:w14="http://schemas.microsoft.com/office/word/2010/wordml" xmlns:w15="http://schemas.microsoft.com/office/word/2012/wordml" mc:Ignorable="w14 wp14 w15">
   <w:body>
     <w:p>
       <w:pPr>
-        <w:spacing w:before="100" w:beforeAutospacing="1" w:after="100" w:afterAutospacing="1" w:line="240" w:lineRule="auto"/>
+        <w:pStyle w:val="Normal"/>
+        <w:numPr>
+          <w:ilvl w:val="0"/>
+          <w:numId w:val="0"/>
+        </w:numPr>
+        <w:spacing w:lineRule="auto" w:line="240" w:beforeAutospacing="1" w:afterAutospacing="1"/>
         <w:outlineLvl w:val="1"/>
         <w:rPr>
-          <w:rFonts w:ascii="Times New Roman" w:eastAsia="Times New Roman" w:hAnsi="Times New Roman" w:cs="Times New Roman"/>
+          <w:rFonts w:eastAsia="Times New Roman" w:cs="Times New Roman"/>
           <w:b/>
           <w:bCs/>
           <w:sz w:val="36"/>
@@ -17,7 +22,26 @@
       </w:pPr>
       <w:r>
         <w:rPr>
-          <w:rFonts w:ascii="Times New Roman" w:eastAsia="Times New Roman" w:hAnsi="Times New Roman" w:cs="Times New Roman"/>
+          <w:rFonts w:ascii="C059" w:hAnsi="C059"/>
+        </w:rPr>
+      </w:r>
+    </w:p>
+    <w:p>
+      <w:pPr>
+        <w:pStyle w:val="Normal"/>
+        <w:numPr>
+          <w:ilvl w:val="0"/>
+          <w:numId w:val="0"/>
+        </w:numPr>
+        <w:spacing w:lineRule="auto" w:line="240" w:beforeAutospacing="1" w:afterAutospacing="1"/>
+        <w:outlineLvl w:val="1"/>
+        <w:rPr>
+          <w:rFonts w:ascii="C059" w:hAnsi="C059"/>
+        </w:rPr>
+      </w:pPr>
+      <w:r>
+        <w:rPr>
+          <w:rFonts w:eastAsia="Times New Roman" w:cs="Times New Roman" w:ascii="C059" w:hAnsi="C059"/>
           <w:b/>
           <w:bCs/>
           <w:sz w:val="36"/>
@@ -30,162 +54,1110 @@
     <w:p>
       <w:pPr>
         <w:pStyle w:val="NormalWeb"/>
-      </w:pPr>
-      <w:r>
+        <w:spacing w:before="280" w:after="280"/>
+        <w:rPr>
+          <w:rFonts w:ascii="C059" w:hAnsi="C059"/>
+        </w:rPr>
+      </w:pPr>
+      <w:r>
+        <w:rPr>
+          <w:rFonts w:ascii="C059" w:hAnsi="C059"/>
+        </w:rPr>
         <w:t>Es un enfoque que se encarga de lidiar con las transiciones de una organización. Para lograrlo, se implementan estrategias para anticipar, ejecutar, controlar y medir el cambio, así como para ayudar a todos los miembros a adaptarse al mismo.  </w:t>
       </w:r>
     </w:p>
     <w:p>
       <w:pPr>
         <w:pStyle w:val="NormalWeb"/>
-      </w:pPr>
-      <w:r>
+        <w:spacing w:before="280" w:after="280"/>
+        <w:rPr>
+          <w:rFonts w:ascii="C059" w:hAnsi="C059"/>
+        </w:rPr>
+      </w:pPr>
+      <w:r>
+        <w:rPr>
+          <w:rFonts w:ascii="C059" w:hAnsi="C059"/>
+        </w:rPr>
         <w:t>La gestión del cambio es fundamental para que una empresa cuente con capacidad de adaptación, sobre todo cuando estas variaciones requieren que los trabajadores aprendan y adopten nuevos comportamientos y habilidades.</w:t>
       </w:r>
     </w:p>
     <w:p>
       <w:pPr>
         <w:pStyle w:val="NormalWeb"/>
-      </w:pPr>
-      <w:r>
+        <w:spacing w:before="280" w:after="280"/>
+        <w:rPr>
+          <w:rFonts w:ascii="C059" w:hAnsi="C059"/>
+        </w:rPr>
+      </w:pPr>
+      <w:r>
+        <w:rPr>
+          <w:rFonts w:ascii="C059" w:hAnsi="C059"/>
+        </w:rPr>
         <w:t xml:space="preserve">No llevar a cabo este proceso de forma controlada y bien comunicada puede generar resistencia al cambio organizacional, inconformidades, desmejora del </w:t>
       </w:r>
-      <w:hyperlink r:id="rId4" w:history="1">
+      <w:r>
+        <w:rPr>
+          <w:rFonts w:ascii="C059" w:hAnsi="C059"/>
+        </w:rPr>
+        <w:t>ambiente laboral</w:t>
+      </w:r>
+      <w:r>
+        <w:rPr>
+          <w:rFonts w:ascii="C059" w:hAnsi="C059"/>
+        </w:rPr>
+        <w:t xml:space="preserve"> y, en el peor de los casos, puede impedir la transformación. </w:t>
+      </w:r>
+    </w:p>
+    <w:p>
+      <w:pPr>
+        <w:pStyle w:val="Normal"/>
+        <w:spacing w:lineRule="auto" w:line="240" w:beforeAutospacing="1" w:afterAutospacing="1"/>
+        <w:rPr>
+          <w:rFonts w:ascii="C059" w:hAnsi="C059" w:eastAsia="Times New Roman" w:cs="Times New Roman"/>
+          <w:b w:val="false"/>
+          <w:bCs w:val="false"/>
+          <w:i w:val="false"/>
+          <w:i w:val="false"/>
+          <w:iCs w:val="false"/>
+          <w:sz w:val="24"/>
+          <w:szCs w:val="24"/>
+          <w:lang w:eastAsia="es-CO"/>
+        </w:rPr>
+      </w:pPr>
+      <w:r>
+        <w:rPr>
+          <w:rFonts w:eastAsia="Times New Roman" w:cs="Times New Roman" w:ascii="C059" w:hAnsi="C059"/>
+          <w:b w:val="false"/>
+          <w:bCs w:val="false"/>
+          <w:i w:val="false"/>
+          <w:iCs w:val="false"/>
+          <w:sz w:val="24"/>
+          <w:szCs w:val="24"/>
+          <w:lang w:eastAsia="es-CO"/>
+        </w:rPr>
+      </w:r>
+    </w:p>
+    <w:p>
+      <w:pPr>
+        <w:pStyle w:val="Normal"/>
+        <w:numPr>
+          <w:ilvl w:val="0"/>
+          <w:numId w:val="0"/>
+        </w:numPr>
+        <w:spacing w:lineRule="auto" w:line="240" w:beforeAutospacing="1" w:afterAutospacing="1"/>
+        <w:outlineLvl w:val="1"/>
+        <w:rPr>
+          <w:rFonts w:ascii="C059" w:hAnsi="C059"/>
+        </w:rPr>
+      </w:pPr>
+      <w:r>
+        <w:rPr>
+          <w:rFonts w:ascii="C059" w:hAnsi="C059"/>
+          <w:b/>
+          <w:bCs/>
+          <w:sz w:val="36"/>
+          <w:szCs w:val="36"/>
+        </w:rPr>
+        <w:t>Definiciones</w:t>
+      </w:r>
+    </w:p>
+    <w:p>
+      <w:pPr>
+        <w:pStyle w:val="Normal"/>
+        <w:numPr>
+          <w:ilvl w:val="0"/>
+          <w:numId w:val="0"/>
+        </w:numPr>
+        <w:spacing w:lineRule="auto" w:line="240" w:beforeAutospacing="1" w:afterAutospacing="1"/>
+        <w:outlineLvl w:val="1"/>
+        <w:rPr>
+          <w:rFonts w:ascii="C059" w:hAnsi="C059"/>
+          <w:sz w:val="28"/>
+          <w:szCs w:val="28"/>
+        </w:rPr>
+      </w:pPr>
+      <w:r>
+        <w:rPr>
+          <w:rFonts w:ascii="C059" w:hAnsi="C059"/>
+          <w:b/>
+          <w:bCs/>
+          <w:sz w:val="28"/>
+          <w:szCs w:val="28"/>
+        </w:rPr>
+        <w:t xml:space="preserve">Organizacional: </w:t>
+      </w:r>
+      <w:r>
+        <w:rPr>
+          <w:rFonts w:ascii="C059" w:hAnsi="C059"/>
+          <w:b w:val="false"/>
+          <w:bCs w:val="false"/>
+          <w:sz w:val="24"/>
+          <w:szCs w:val="24"/>
+        </w:rPr>
+        <w:t>un proceso que se va formando para poder cambiar una situacion actual de la empresa a una futura situacion, evitando que sea un proceso traumatica</w:t>
+      </w:r>
+    </w:p>
+    <w:p>
+      <w:pPr>
+        <w:pStyle w:val="Normal"/>
+        <w:numPr>
+          <w:ilvl w:val="0"/>
+          <w:numId w:val="0"/>
+        </w:numPr>
+        <w:spacing w:lineRule="auto" w:line="240" w:beforeAutospacing="1" w:afterAutospacing="1"/>
+        <w:outlineLvl w:val="1"/>
+        <w:rPr>
+          <w:rFonts w:ascii="C059" w:hAnsi="C059"/>
+          <w:sz w:val="28"/>
+          <w:szCs w:val="28"/>
+        </w:rPr>
+      </w:pPr>
+      <w:r>
+        <w:rPr>
+          <w:rFonts w:ascii="C059" w:hAnsi="C059"/>
+          <w:b/>
+          <w:bCs/>
+          <w:sz w:val="28"/>
+          <w:szCs w:val="28"/>
+        </w:rPr>
+        <w:t xml:space="preserve">Modelo Lewin: </w:t>
+      </w:r>
+      <w:r>
+        <w:rPr>
+          <w:rFonts w:ascii="C059" w:hAnsi="C059"/>
+          <w:b w:val="false"/>
+          <w:bCs w:val="false"/>
+          <w:i w:val="false"/>
+          <w:caps w:val="false"/>
+          <w:smallCaps w:val="false"/>
+          <w:color w:val="222222"/>
+          <w:spacing w:val="0"/>
+          <w:sz w:val="24"/>
+          <w:szCs w:val="24"/>
+        </w:rPr>
+        <w:t>desarrollado por el psicólogo social Kurt Lewin en la década de 1940, es una teoría influyente que describe el proceso de cambio en tres etapas fundamentales. Este modelo se ha utilizado ampliamente en el campo de la gestión del cambio organizacional, proporcionando un marco para entender cómo implementar cambios efectivos dentro de las organizaciones.</w:t>
+      </w:r>
+    </w:p>
+    <w:p>
+      <w:pPr>
+        <w:pStyle w:val="Normal"/>
+        <w:numPr>
+          <w:ilvl w:val="0"/>
+          <w:numId w:val="0"/>
+        </w:numPr>
+        <w:spacing w:lineRule="auto" w:line="240" w:beforeAutospacing="1" w:afterAutospacing="1"/>
+        <w:outlineLvl w:val="1"/>
+        <w:rPr>
+          <w:rFonts w:ascii="C059" w:hAnsi="C059"/>
+        </w:rPr>
+      </w:pPr>
+      <w:r>
+        <w:rPr>
+          <w:rFonts w:ascii="C059" w:hAnsi="C059"/>
+          <w:b/>
+          <w:bCs/>
+          <w:sz w:val="36"/>
+          <w:szCs w:val="36"/>
+        </w:rPr>
+        <w:t>Conceptos</w:t>
+      </w:r>
+    </w:p>
+    <w:p>
+      <w:pPr>
+        <w:pStyle w:val="Normal"/>
+        <w:numPr>
+          <w:ilvl w:val="0"/>
+          <w:numId w:val="0"/>
+        </w:numPr>
+        <w:spacing w:lineRule="auto" w:line="240" w:beforeAutospacing="1" w:afterAutospacing="1"/>
+        <w:outlineLvl w:val="1"/>
+        <w:rPr/>
+      </w:pPr>
+      <w:r>
+        <w:rPr>
+          <w:rStyle w:val="Strong"/>
+          <w:rFonts w:ascii="C059" w:hAnsi="C059"/>
+          <w:sz w:val="24"/>
+          <w:szCs w:val="24"/>
+        </w:rPr>
+        <w:t xml:space="preserve">Resistencia al cambio: </w:t>
+      </w:r>
+      <w:r>
+        <w:rPr>
+          <w:rStyle w:val="Strong"/>
+          <w:rFonts w:ascii="C059" w:hAnsi="C059"/>
+          <w:b w:val="false"/>
+          <w:bCs w:val="false"/>
+          <w:sz w:val="24"/>
+          <w:szCs w:val="24"/>
+        </w:rPr>
+        <w:t>U</w:t>
+      </w:r>
+      <w:r>
+        <w:rPr>
+          <w:rStyle w:val="Strong"/>
+          <w:rFonts w:ascii="C059" w:hAnsi="C059"/>
+          <w:b w:val="false"/>
+          <w:bCs w:val="false"/>
+          <w:i w:val="false"/>
+          <w:caps w:val="false"/>
+          <w:smallCaps w:val="false"/>
+          <w:color w:val="3F484F"/>
+          <w:spacing w:val="0"/>
+          <w:sz w:val="24"/>
+          <w:szCs w:val="24"/>
+        </w:rPr>
+        <w:t>na respuesta humana normal a cualquier cambio, un fenómeno individual que no se trata solo de una reacción psicológica al cambio, sino también de una reacción fisiológica. Actuar de una manera nueva requiere un mayor e</w:t>
+      </w:r>
+      <w:r>
+        <w:rPr>
+          <w:rStyle w:val="Strong"/>
+          <w:rFonts w:ascii="C059" w:hAnsi="C059"/>
+          <w:b w:val="false"/>
+          <w:bCs w:val="false"/>
+          <w:i w:val="false"/>
+          <w:caps w:val="false"/>
+          <w:smallCaps w:val="false"/>
+          <w:color w:val="3F484F"/>
+          <w:spacing w:val="0"/>
+          <w:sz w:val="24"/>
+          <w:szCs w:val="24"/>
+        </w:rPr>
+        <w:t>x</w:t>
+      </w:r>
+      <w:r>
+        <w:rPr>
+          <w:rStyle w:val="Strong"/>
+          <w:rFonts w:ascii="C059" w:hAnsi="C059"/>
+          <w:b w:val="false"/>
+          <w:bCs w:val="false"/>
+          <w:i w:val="false"/>
+          <w:caps w:val="false"/>
+          <w:smallCaps w:val="false"/>
+          <w:color w:val="3F484F"/>
+          <w:spacing w:val="0"/>
+          <w:sz w:val="24"/>
+          <w:szCs w:val="24"/>
+        </w:rPr>
+        <w:t>sfuerzo y energía de nuestro cerebro y cuando se presenta una nueva forma de hacer algo, la reacción fisiológica es volver a lo que el cerebro ya conoce. </w:t>
+      </w:r>
+    </w:p>
+    <w:p>
+      <w:pPr>
+        <w:pStyle w:val="Normal"/>
+        <w:numPr>
+          <w:ilvl w:val="0"/>
+          <w:numId w:val="0"/>
+        </w:numPr>
+        <w:spacing w:lineRule="auto" w:line="240" w:beforeAutospacing="1" w:afterAutospacing="1"/>
+        <w:outlineLvl w:val="1"/>
+        <w:rPr>
+          <w:rFonts w:ascii="C059" w:hAnsi="C059"/>
+        </w:rPr>
+      </w:pPr>
+      <w:r>
+        <w:rPr>
+          <w:rStyle w:val="Strong"/>
+          <w:rFonts w:ascii="C059" w:hAnsi="C059"/>
+          <w:sz w:val="24"/>
+          <w:szCs w:val="24"/>
+        </w:rPr>
+        <w:t xml:space="preserve">Agentes de cambio: </w:t>
+      </w:r>
+      <w:r>
+        <w:rPr>
+          <w:rStyle w:val="Strong"/>
+          <w:rFonts w:ascii="C059" w:hAnsi="C059"/>
+          <w:b w:val="false"/>
+          <w:bCs w:val="false"/>
+          <w:sz w:val="24"/>
+          <w:szCs w:val="24"/>
+        </w:rPr>
+        <w:t>Un agente de cambio es una persona que promueve y ayuda a otros en una organización a aceptar e implementar el cambio. Actúa como catalizador para mejorar los sistemas, los procesos, la cultura y otros resultados.</w:t>
+      </w:r>
+    </w:p>
+    <w:p>
+      <w:pPr>
+        <w:pStyle w:val="Normal"/>
+        <w:numPr>
+          <w:ilvl w:val="0"/>
+          <w:numId w:val="0"/>
+        </w:numPr>
+        <w:spacing w:lineRule="auto" w:line="240" w:beforeAutospacing="1" w:afterAutospacing="1"/>
+        <w:outlineLvl w:val="1"/>
+        <w:rPr>
+          <w:rStyle w:val="Strong"/>
+          <w:b w:val="false"/>
+          <w:bCs w:val="false"/>
+          <w:sz w:val="24"/>
+          <w:szCs w:val="24"/>
+        </w:rPr>
+      </w:pPr>
+      <w:r>
+        <w:rPr>
+          <w:rFonts w:ascii="C059" w:hAnsi="C059"/>
+        </w:rPr>
+      </w:r>
+    </w:p>
+    <w:p>
+      <w:pPr>
+        <w:pStyle w:val="Normal"/>
+        <w:numPr>
+          <w:ilvl w:val="0"/>
+          <w:numId w:val="0"/>
+        </w:numPr>
+        <w:spacing w:lineRule="auto" w:line="240" w:beforeAutospacing="1" w:afterAutospacing="1"/>
+        <w:outlineLvl w:val="1"/>
+        <w:rPr>
+          <w:rFonts w:ascii="C059" w:hAnsi="C059"/>
+        </w:rPr>
+      </w:pPr>
+      <w:r>
+        <w:rPr>
+          <w:rStyle w:val="Strong"/>
+          <w:rFonts w:ascii="C059" w:hAnsi="C059"/>
+          <w:b w:val="false"/>
+          <w:bCs w:val="false"/>
+          <w:sz w:val="24"/>
+          <w:szCs w:val="24"/>
+        </w:rPr>
+        <w:t>A los agentes de cambio también se les conoce como influenciadores del cambio o promotores del cambio. Incluso se les conoce como "agentes de cambio", pero este término puede usarse de forma más amplia para describir a quienes participan en el cambio social. Nos centramos en quienes facilitan las iniciativas de cambio organizacional brindando apoyo técnico y social.</w:t>
+      </w:r>
+    </w:p>
+    <w:p>
+      <w:pPr>
+        <w:pStyle w:val="Normal"/>
+        <w:numPr>
+          <w:ilvl w:val="0"/>
+          <w:numId w:val="0"/>
+        </w:numPr>
+        <w:spacing w:lineRule="auto" w:line="240" w:beforeAutospacing="1" w:afterAutospacing="1"/>
+        <w:outlineLvl w:val="1"/>
+        <w:rPr>
+          <w:rFonts w:ascii="C059" w:hAnsi="C059"/>
+        </w:rPr>
+      </w:pPr>
+      <w:r>
+        <w:rPr>
+          <w:rStyle w:val="Strong"/>
+          <w:rFonts w:ascii="C059" w:hAnsi="C059"/>
+          <w:b/>
+          <w:bCs/>
+          <w:sz w:val="24"/>
+          <w:szCs w:val="24"/>
+        </w:rPr>
+        <w:t>Modelo de Lewin:</w:t>
+      </w:r>
+    </w:p>
+    <w:p>
+      <w:pPr>
+        <w:pStyle w:val="Heading3"/>
+        <w:numPr>
+          <w:ilvl w:val="0"/>
+          <w:numId w:val="0"/>
+        </w:numPr>
+        <w:spacing w:lineRule="auto" w:line="240" w:beforeAutospacing="1" w:afterAutospacing="1"/>
+        <w:outlineLvl w:val="1"/>
+        <w:rPr>
+          <w:rFonts w:ascii="C059" w:hAnsi="C059"/>
+        </w:rPr>
+      </w:pPr>
+      <w:r>
+        <w:rPr>
+          <w:rStyle w:val="Strong"/>
+          <w:rFonts w:ascii="C059" w:hAnsi="C059"/>
+          <w:b/>
+          <w:bCs/>
+          <w:i w:val="false"/>
+          <w:caps w:val="false"/>
+          <w:smallCaps w:val="false"/>
+          <w:color w:val="222222"/>
+          <w:spacing w:val="0"/>
+          <w:sz w:val="24"/>
+          <w:szCs w:val="24"/>
+        </w:rPr>
+        <w:t>- Descongelar</w:t>
+      </w:r>
+    </w:p>
+    <w:p>
+      <w:pPr>
+        <w:pStyle w:val="Normal"/>
+        <w:rPr/>
+      </w:pPr>
+      <w:r>
+        <w:rPr/>
+        <w:t>La primera fase, “Descongelar”, implica preparar a la organizacion para aceptar el cambio. Esto significa romper el status quo o las normas existentes para superar las resistencias iniciales al cambio. Durante esta etapa, es crucial comunicar efectivamente la necesidad de cambio, destacando por qué las prácticas actuales son insostenibles y cómo el cambio puede llevar a mejoras significativas. Este proceso puede involucrar la creación de conciencia sobre los problemas actuales y la demostración de cómo el cambio puede beneficiar a la organización a largo plazo</w:t>
+      </w:r>
+    </w:p>
+    <w:p>
+      <w:pPr>
+        <w:pStyle w:val="BodyText"/>
+        <w:widowControl/>
+        <w:pBdr/>
+        <w:spacing w:before="0" w:after="0"/>
+        <w:ind w:hanging="0" w:left="0" w:right="0"/>
+        <w:rPr>
+          <w:rFonts w:ascii="C059" w:hAnsi="C059"/>
+          <w:b w:val="false"/>
+          <w:i w:val="false"/>
+          <w:caps w:val="false"/>
+          <w:smallCaps w:val="false"/>
+          <w:color w:val="222222"/>
+          <w:spacing w:val="0"/>
+          <w:sz w:val="24"/>
+          <w:szCs w:val="24"/>
+        </w:rPr>
+      </w:pPr>
+      <w:r>
+        <w:rPr/>
+      </w:r>
+    </w:p>
+    <w:p>
+      <w:pPr>
+        <w:pStyle w:val="Heading3"/>
+        <w:widowControl/>
+        <w:pBdr/>
+        <w:spacing w:before="0" w:after="300"/>
+        <w:ind w:hanging="0" w:left="0" w:right="0"/>
+        <w:rPr>
+          <w:rFonts w:ascii="C059" w:hAnsi="C059"/>
+          <w:b/>
+          <w:bCs/>
+          <w:i w:val="false"/>
+          <w:caps w:val="false"/>
+          <w:smallCaps w:val="false"/>
+          <w:color w:val="222222"/>
+          <w:spacing w:val="0"/>
+          <w:sz w:val="24"/>
+          <w:szCs w:val="24"/>
+        </w:rPr>
+      </w:pPr>
+      <w:r>
+        <w:rPr>
+          <w:rFonts w:ascii="C059" w:hAnsi="C059"/>
+          <w:b/>
+          <w:bCs/>
+          <w:i w:val="false"/>
+          <w:caps w:val="false"/>
+          <w:smallCaps w:val="false"/>
+          <w:color w:val="222222"/>
+          <w:spacing w:val="0"/>
+          <w:sz w:val="24"/>
+          <w:szCs w:val="24"/>
+        </w:rPr>
+        <w:t>- Cambiar</w:t>
+      </w:r>
+    </w:p>
+    <w:p>
+      <w:pPr>
+        <w:pStyle w:val="Normal"/>
+        <w:rPr/>
+      </w:pPr>
+      <w:r>
+        <w:rPr>
+          <w:rFonts w:ascii="C059" w:hAnsi="C059"/>
+          <w:b w:val="false"/>
+          <w:i w:val="false"/>
+          <w:caps w:val="false"/>
+          <w:smallCaps w:val="false"/>
+          <w:color w:val="222222"/>
+          <w:spacing w:val="0"/>
+          <w:sz w:val="24"/>
+          <w:szCs w:val="24"/>
+        </w:rPr>
+        <w:t xml:space="preserve">Una vez que se ha preparado el terreno para el cambio, la siguiente fase es “Cambiar”. En esta etapa, se implementan las nuevas estrategias, procesos o comportamientos. Es el momento de moverse hacia nuevas </w:t>
+      </w:r>
+      <w:r>
+        <w:rPr>
+          <w:rFonts w:ascii="C059" w:hAnsi="C059"/>
+          <w:b w:val="false"/>
+          <w:i w:val="false"/>
+          <w:caps w:val="false"/>
+          <w:smallCaps w:val="false"/>
+          <w:color w:val="222222"/>
+          <w:spacing w:val="0"/>
+          <w:sz w:val="24"/>
+          <w:szCs w:val="24"/>
+        </w:rPr>
+        <w:t>formas de trabajar</w:t>
+      </w:r>
+      <w:r>
+        <w:rPr>
+          <w:rFonts w:ascii="C059" w:hAnsi="C059"/>
+          <w:b w:val="false"/>
+          <w:i w:val="false"/>
+          <w:caps w:val="false"/>
+          <w:smallCaps w:val="false"/>
+          <w:color w:val="222222"/>
+          <w:spacing w:val="0"/>
+          <w:sz w:val="24"/>
+          <w:szCs w:val="24"/>
+        </w:rPr>
+        <w:t xml:space="preserve">, lo que puede implicar la adopción de nuevas tecnologías, reestructuraciones organizacionales, o cambios en la cultura corporativa. La implementación efectiva requiere planificación, </w:t>
+      </w:r>
+      <w:r>
+        <w:rPr>
+          <w:rFonts w:ascii="C059" w:hAnsi="C059"/>
+          <w:b w:val="false"/>
+          <w:i w:val="false"/>
+          <w:caps w:val="false"/>
+          <w:smallCaps w:val="false"/>
+          <w:color w:val="222222"/>
+          <w:spacing w:val="0"/>
+          <w:sz w:val="24"/>
+          <w:szCs w:val="24"/>
+        </w:rPr>
+        <w:t xml:space="preserve">gestion y comunicacion </w:t>
+      </w:r>
+      <w:r>
+        <w:rPr>
+          <w:rFonts w:ascii="C059" w:hAnsi="C059"/>
+          <w:b w:val="false"/>
+          <w:i w:val="false"/>
+          <w:caps w:val="false"/>
+          <w:smallCaps w:val="false"/>
+          <w:color w:val="222222"/>
+          <w:spacing w:val="0"/>
+          <w:sz w:val="24"/>
+          <w:szCs w:val="24"/>
+        </w:rPr>
+        <w:t>continuas, asegurando que todos los miembros de la organización comprendan su rol dentro del proceso de cambio y estén comprometidos con el movimiento hacia el estado deseado.</w:t>
+      </w:r>
+    </w:p>
+    <w:p>
+      <w:pPr>
+        <w:pStyle w:val="BodyText"/>
+        <w:widowControl/>
+        <w:pBdr/>
+        <w:spacing w:before="0" w:after="0"/>
+        <w:ind w:hanging="0" w:left="0" w:right="0"/>
+        <w:rPr>
+          <w:rFonts w:ascii="C059" w:hAnsi="C059"/>
+          <w:b w:val="false"/>
+          <w:i w:val="false"/>
+          <w:caps w:val="false"/>
+          <w:smallCaps w:val="false"/>
+          <w:color w:val="222222"/>
+          <w:spacing w:val="0"/>
+          <w:sz w:val="24"/>
+          <w:szCs w:val="24"/>
+        </w:rPr>
+      </w:pPr>
+      <w:r>
+        <w:rPr/>
+      </w:r>
+    </w:p>
+    <w:p>
+      <w:pPr>
+        <w:pStyle w:val="Heading3"/>
+        <w:widowControl/>
+        <w:pBdr/>
+        <w:spacing w:before="0" w:after="300"/>
+        <w:ind w:hanging="0" w:left="0" w:right="0"/>
+        <w:rPr>
+          <w:rFonts w:ascii="C059" w:hAnsi="C059"/>
+          <w:b/>
+          <w:bCs/>
+          <w:i w:val="false"/>
+          <w:caps w:val="false"/>
+          <w:smallCaps w:val="false"/>
+          <w:color w:val="222222"/>
+          <w:spacing w:val="0"/>
+          <w:sz w:val="24"/>
+          <w:szCs w:val="24"/>
+        </w:rPr>
+      </w:pPr>
+      <w:r>
+        <w:rPr>
+          <w:rFonts w:ascii="C059" w:hAnsi="C059"/>
+          <w:b/>
+          <w:bCs/>
+          <w:i w:val="false"/>
+          <w:caps w:val="false"/>
+          <w:smallCaps w:val="false"/>
+          <w:color w:val="222222"/>
+          <w:spacing w:val="0"/>
+          <w:sz w:val="24"/>
+          <w:szCs w:val="24"/>
+        </w:rPr>
+        <w:t>- Recongelar</w:t>
+      </w:r>
+    </w:p>
+    <w:p>
+      <w:pPr>
+        <w:pStyle w:val="Normal"/>
+        <w:rPr/>
+      </w:pPr>
+      <w:r>
+        <w:rPr>
+          <w:rFonts w:ascii="C059" w:hAnsi="C059"/>
+          <w:b w:val="false"/>
+          <w:i w:val="false"/>
+          <w:caps w:val="false"/>
+          <w:smallCaps w:val="false"/>
+          <w:color w:val="222222"/>
+          <w:spacing w:val="0"/>
+          <w:sz w:val="24"/>
+          <w:szCs w:val="24"/>
+        </w:rPr>
+        <w:t xml:space="preserve">La última fase, “Recongelar”, se centra en estabilizar la organización después del cambio para solidificar las nuevas prácticas y procesos como la nueva norma. Esto implica la integración de los </w:t>
+      </w:r>
+      <w:r>
+        <w:rPr>
+          <w:rFonts w:ascii="C059" w:hAnsi="C059"/>
+          <w:b w:val="false"/>
+          <w:i w:val="false"/>
+          <w:caps w:val="false"/>
+          <w:smallCaps w:val="false"/>
+          <w:color w:val="222222"/>
+          <w:spacing w:val="0"/>
+          <w:sz w:val="24"/>
+          <w:szCs w:val="24"/>
+        </w:rPr>
+        <w:t>cambios en la cultura organizacional,</w:t>
+      </w:r>
+      <w:r>
+        <w:rPr>
+          <w:rFonts w:ascii="C059" w:hAnsi="C059"/>
+          <w:b w:val="false"/>
+          <w:i w:val="false"/>
+          <w:caps w:val="false"/>
+          <w:smallCaps w:val="false"/>
+          <w:color w:val="222222"/>
+          <w:spacing w:val="0"/>
+          <w:sz w:val="24"/>
+          <w:szCs w:val="24"/>
+        </w:rPr>
+        <w:t xml:space="preserve"> asegurando que los nuevos comportamientos sean sostenibles a largo plazo. Durante esta etapa, es importante reforzar los cambios mediante políticas, estructuras y sistemas que los apoyen. También es un momento para celebrar los </w:t>
+      </w:r>
+      <w:r>
+        <w:rPr>
+          <w:rFonts w:ascii="C059" w:hAnsi="C059"/>
+          <w:b w:val="false"/>
+          <w:i w:val="false"/>
+          <w:caps w:val="false"/>
+          <w:smallCaps w:val="false"/>
+          <w:color w:val="222222"/>
+          <w:spacing w:val="0"/>
+          <w:sz w:val="24"/>
+          <w:szCs w:val="24"/>
+        </w:rPr>
+        <w:t>exitos del cambio</w:t>
+      </w:r>
+      <w:r>
+        <w:rPr>
+          <w:rFonts w:ascii="C059" w:hAnsi="C059"/>
+          <w:b w:val="false"/>
+          <w:i w:val="false"/>
+          <w:caps w:val="false"/>
+          <w:smallCaps w:val="false"/>
+          <w:color w:val="222222"/>
+          <w:spacing w:val="0"/>
+          <w:sz w:val="24"/>
+          <w:szCs w:val="24"/>
+        </w:rPr>
+        <w:t>, lo que puede ayudar a reforzar la adopción y el compromiso con las nuevas formas de trabajar.</w:t>
+      </w:r>
+    </w:p>
+    <w:p>
+      <w:pPr>
+        <w:pStyle w:val="Normal"/>
+        <w:rPr/>
+      </w:pPr>
+      <w:r>
+        <w:rPr/>
+      </w:r>
+    </w:p>
+    <w:p>
+      <w:pPr>
+        <w:pStyle w:val="BodyText"/>
+        <w:widowControl/>
+        <w:pBdr/>
+        <w:spacing w:before="0" w:after="0"/>
+        <w:ind w:hanging="0" w:left="0" w:right="0"/>
+        <w:rPr>
+          <w:b/>
+          <w:bCs/>
+          <w:sz w:val="28"/>
+          <w:szCs w:val="28"/>
+        </w:rPr>
+      </w:pPr>
+      <w:r>
+        <w:rPr>
+          <w:rFonts w:ascii="C059" w:hAnsi="C059"/>
+          <w:b/>
+          <w:bCs/>
+          <w:i w:val="false"/>
+          <w:caps w:val="false"/>
+          <w:smallCaps w:val="false"/>
+          <w:color w:val="222222"/>
+          <w:spacing w:val="0"/>
+          <w:sz w:val="28"/>
+          <w:szCs w:val="28"/>
+        </w:rPr>
+        <w:t>Ejemplos exitosos</w:t>
+      </w:r>
+    </w:p>
+    <w:p>
+      <w:pPr>
+        <w:pStyle w:val="BodyText"/>
+        <w:widowControl/>
+        <w:pBdr/>
+        <w:spacing w:before="0" w:after="0"/>
+        <w:ind w:hanging="0" w:left="0" w:right="0"/>
+        <w:rPr>
+          <w:rFonts w:ascii="C059" w:hAnsi="C059"/>
+          <w:i w:val="false"/>
+          <w:caps w:val="false"/>
+          <w:smallCaps w:val="false"/>
+          <w:color w:val="222222"/>
+          <w:spacing w:val="0"/>
+        </w:rPr>
+      </w:pPr>
+      <w:r>
+        <w:rPr>
+          <w:b/>
+          <w:bCs/>
+          <w:sz w:val="28"/>
+          <w:szCs w:val="28"/>
+        </w:rPr>
+      </w:r>
+    </w:p>
+    <w:p>
+      <w:pPr>
+        <w:pStyle w:val="BodyText"/>
+        <w:widowControl/>
+        <w:pBdr/>
+        <w:spacing w:before="0" w:after="0"/>
+        <w:ind w:hanging="0" w:left="0" w:right="0"/>
+        <w:rPr>
+          <w:b/>
+          <w:sz w:val="24"/>
+          <w:szCs w:val="24"/>
+        </w:rPr>
+      </w:pPr>
+      <w:r>
+        <w:rPr>
+          <w:rFonts w:ascii="C059" w:hAnsi="C059"/>
+          <w:b/>
+          <w:bCs/>
+          <w:i w:val="false"/>
+          <w:caps w:val="false"/>
+          <w:smallCaps w:val="false"/>
+          <w:color w:val="222222"/>
+          <w:spacing w:val="0"/>
+          <w:sz w:val="24"/>
+          <w:szCs w:val="24"/>
+        </w:rPr>
+        <w:t xml:space="preserve">Microsoft - </w:t>
+      </w:r>
+      <w:r>
+        <w:rPr>
+          <w:rFonts w:ascii="C059" w:hAnsi="C059"/>
+          <w:b/>
+          <w:bCs/>
+          <w:i w:val="false"/>
+          <w:caps w:val="false"/>
+          <w:smallCaps w:val="false"/>
+          <w:color w:val="222222"/>
+          <w:spacing w:val="0"/>
+          <w:sz w:val="24"/>
+          <w:szCs w:val="24"/>
+        </w:rPr>
+        <w:t>Swetha Machanavajhala</w:t>
+      </w:r>
+      <w:r>
+        <w:rPr>
+          <w:rFonts w:ascii="C059" w:hAnsi="C059"/>
+          <w:b/>
+          <w:bCs/>
+          <w:i w:val="false"/>
+          <w:caps w:val="false"/>
+          <w:smallCaps w:val="false"/>
+          <w:color w:val="222222"/>
+          <w:spacing w:val="0"/>
+          <w:sz w:val="24"/>
+          <w:szCs w:val="24"/>
+        </w:rPr>
+        <w:t xml:space="preserve">: </w:t>
+      </w:r>
+    </w:p>
+    <w:p>
+      <w:pPr>
+        <w:pStyle w:val="Normal"/>
+        <w:rPr>
+          <w:rFonts w:ascii="C059" w:hAnsi="C059"/>
+          <w:sz w:val="24"/>
+          <w:szCs w:val="24"/>
+        </w:rPr>
+      </w:pPr>
+      <w:r>
+        <w:rPr>
+          <w:rFonts w:ascii="C059" w:hAnsi="C059"/>
+          <w:sz w:val="24"/>
+          <w:szCs w:val="24"/>
+        </w:rPr>
+        <w:t>Swetha una joven ingeniera de india impulso a la inovacion a Microsoft, con proyectos aportando a la hackathon, y la comunicación enproyectos como teams y skype.</w:t>
+      </w:r>
+    </w:p>
+    <w:p>
+      <w:pPr>
+        <w:pStyle w:val="Normal"/>
+        <w:rPr/>
+      </w:pPr>
+      <w:r>
+        <w:rPr>
+          <w:rFonts w:ascii="C059" w:hAnsi="C059"/>
+          <w:b/>
+          <w:bCs/>
+          <w:i w:val="false"/>
+          <w:caps w:val="false"/>
+          <w:smallCaps w:val="false"/>
+          <w:color w:val="222222"/>
+          <w:spacing w:val="0"/>
+          <w:sz w:val="24"/>
+          <w:szCs w:val="24"/>
+        </w:rPr>
+        <w:t>Netflix</w:t>
+      </w:r>
+      <w:r>
+        <w:rPr>
+          <w:rFonts w:ascii="C059" w:hAnsi="C059"/>
+          <w:b/>
+          <w:bCs/>
+          <w:i w:val="false"/>
+          <w:caps w:val="false"/>
+          <w:smallCaps w:val="false"/>
+          <w:color w:val="222222"/>
+          <w:spacing w:val="0"/>
+          <w:sz w:val="24"/>
+          <w:szCs w:val="24"/>
+        </w:rPr>
+        <w:t xml:space="preserve"> - </w:t>
+      </w:r>
+      <w:r>
+        <w:rPr>
+          <w:rFonts w:ascii="C059" w:hAnsi="C059"/>
+          <w:b w:val="false"/>
+          <w:bCs w:val="false"/>
+          <w:i w:val="false"/>
+          <w:caps w:val="false"/>
+          <w:smallCaps w:val="false"/>
+          <w:color w:val="222222"/>
+          <w:spacing w:val="0"/>
+        </w:rPr>
+        <w:t>En el mundo de los servicios de streaming de vídeo, la escala importa, y cuanto más grande, mejor. Un servicio más grande, como Netflix, significa que se pueden distribuir los costes de marketing y programación entre más suscriptores de pago. La escala es quizás aún más vital cuando un servicio, o un nivel de servicio, depende de la publicidad, que prospera con audiencias grandes y bien definidas que ven el contenido durante el mayor tiempo y con la mayor regularidad posible.</w:t>
+      </w:r>
+    </w:p>
+    <w:p>
+      <w:pPr>
+        <w:pStyle w:val="Normal"/>
+        <w:rPr>
+          <w:rFonts w:ascii="C059" w:hAnsi="C059"/>
+        </w:rPr>
+      </w:pPr>
+      <w:r>
+        <w:rPr>
+          <w:rFonts w:ascii="C059" w:hAnsi="C059"/>
+        </w:rPr>
+        <w:t>Esta era de la guerra del streaming es particularmente complicada para todas las empresas de medios que no se llamen Netflix, cuya cotización ha superado los 1.000 dólares en los últimos días, un 90% más que el año pasado. Una nueva nota de investigación de los analistas de MoffettNathanson, Robert Fishman y Michael Nathanson, describe los desafíos que enfrentan prácticamente todos, excepto Netflix y Disney.</w:t>
+      </w:r>
+    </w:p>
+    <w:p>
+      <w:pPr>
+        <w:pStyle w:val="Normal"/>
+        <w:rPr>
+          <w:rFonts w:ascii="C059" w:hAnsi="C059"/>
+        </w:rPr>
+      </w:pPr>
+      <w:r>
+        <w:rPr>
+          <w:rFonts w:ascii="C059" w:hAnsi="C059"/>
+        </w:rPr>
+      </w:r>
+    </w:p>
+    <w:p>
+      <w:pPr>
+        <w:pStyle w:val="Normal"/>
+        <w:rPr/>
+      </w:pPr>
+      <w:r>
+        <w:rPr/>
+      </w:r>
+    </w:p>
+    <w:p>
+      <w:pPr>
+        <w:pStyle w:val="Normal"/>
+        <w:spacing w:lineRule="auto" w:line="240" w:beforeAutospacing="1" w:afterAutospacing="1"/>
+        <w:rPr>
+          <w:rFonts w:ascii="Times New Roman" w:hAnsi="Times New Roman" w:eastAsia="Times New Roman" w:cs="Times New Roman"/>
+          <w:sz w:val="24"/>
+          <w:szCs w:val="24"/>
+          <w:lang w:eastAsia="es-CO"/>
+        </w:rPr>
+      </w:pPr>
+      <w:r>
+        <w:rPr>
+          <w:rFonts w:eastAsia="Times New Roman" w:cs="Times New Roman" w:ascii="Times New Roman" w:hAnsi="Times New Roman"/>
+          <w:sz w:val="24"/>
+          <w:szCs w:val="24"/>
+          <w:lang w:eastAsia="es-CO"/>
+        </w:rPr>
+      </w:r>
+    </w:p>
+    <w:p>
+      <w:pPr>
+        <w:pStyle w:val="Normal"/>
+        <w:spacing w:lineRule="auto" w:line="240" w:beforeAutospacing="1" w:afterAutospacing="1"/>
+        <w:rPr>
+          <w:rFonts w:ascii="Times New Roman" w:hAnsi="Times New Roman" w:eastAsia="Times New Roman" w:cs="Times New Roman"/>
+          <w:sz w:val="24"/>
+          <w:szCs w:val="24"/>
+          <w:lang w:eastAsia="es-CO"/>
+        </w:rPr>
+      </w:pPr>
+      <w:r>
+        <w:rPr>
+          <w:rFonts w:eastAsia="Times New Roman" w:cs="Times New Roman" w:ascii="Times New Roman" w:hAnsi="Times New Roman"/>
+          <w:sz w:val="24"/>
+          <w:szCs w:val="24"/>
+          <w:lang w:eastAsia="es-CO"/>
+        </w:rPr>
+        <w:t xml:space="preserve">REFERENCIAS </w:t>
+      </w:r>
+    </w:p>
+    <w:p>
+      <w:pPr>
+        <w:pStyle w:val="Normal"/>
+        <w:spacing w:lineRule="auto" w:line="240" w:beforeAutospacing="1" w:afterAutospacing="1"/>
+        <w:rPr>
+          <w:rFonts w:ascii="Times New Roman" w:hAnsi="Times New Roman" w:eastAsia="Times New Roman" w:cs="Times New Roman"/>
+          <w:sz w:val="24"/>
+          <w:szCs w:val="24"/>
+          <w:lang w:eastAsia="es-CO"/>
+        </w:rPr>
+      </w:pPr>
+      <w:hyperlink r:id="rId2">
         <w:r>
           <w:rPr>
-            <w:rStyle w:val="Hipervnculo"/>
+            <w:rStyle w:val="Hyperlink"/>
+            <w:rFonts w:eastAsia="Times New Roman" w:cs="Times New Roman" w:ascii="Times New Roman" w:hAnsi="Times New Roman"/>
+            <w:sz w:val="24"/>
+            <w:szCs w:val="24"/>
+            <w:lang w:eastAsia="es-CO"/>
           </w:rPr>
-          <w:t>clima laboral</w:t>
+          <w:t>https://www.pluxee.co/blog/gestion-del-cambio-organizacional/</w:t>
         </w:r>
       </w:hyperlink>
-      <w:r>
-        <w:t xml:space="preserve"> y, en el peor de los casos, puede impedir la transformación. </w:t>
-      </w:r>
-    </w:p>
-    <w:p>
-      <w:pPr>
-        <w:spacing w:before="100" w:beforeAutospacing="1" w:after="100" w:afterAutospacing="1" w:line="240" w:lineRule="auto"/>
-        <w:rPr>
-          <w:rFonts w:ascii="Times New Roman" w:eastAsia="Times New Roman" w:hAnsi="Times New Roman" w:cs="Times New Roman"/>
+    </w:p>
+    <w:p>
+      <w:pPr>
+        <w:pStyle w:val="Normal"/>
+        <w:spacing w:lineRule="auto" w:line="240" w:beforeAutospacing="1" w:afterAutospacing="1"/>
+        <w:rPr>
+          <w:rFonts w:ascii="Times New Roman" w:hAnsi="Times New Roman" w:eastAsia="Times New Roman" w:cs="Times New Roman"/>
           <w:sz w:val="24"/>
           <w:szCs w:val="24"/>
           <w:lang w:eastAsia="es-CO"/>
         </w:rPr>
       </w:pPr>
-    </w:p>
-    <w:p>
-      <w:pPr>
-        <w:spacing w:before="100" w:beforeAutospacing="1" w:after="100" w:afterAutospacing="1" w:line="240" w:lineRule="auto"/>
-        <w:rPr>
-          <w:rFonts w:ascii="Times New Roman" w:eastAsia="Times New Roman" w:hAnsi="Times New Roman" w:cs="Times New Roman"/>
+      <w:r>
+        <w:rPr>
+          <w:rFonts w:eastAsia="Times New Roman" w:cs="Times New Roman" w:ascii="Times New Roman" w:hAnsi="Times New Roman"/>
           <w:sz w:val="24"/>
           <w:szCs w:val="24"/>
           <w:lang w:eastAsia="es-CO"/>
         </w:rPr>
-      </w:pPr>
-    </w:p>
-    <w:p>
-      <w:pPr>
-        <w:spacing w:before="100" w:beforeAutospacing="1" w:after="100" w:afterAutospacing="1" w:line="240" w:lineRule="auto"/>
-        <w:rPr>
-          <w:rFonts w:ascii="Times New Roman" w:eastAsia="Times New Roman" w:hAnsi="Times New Roman" w:cs="Times New Roman"/>
-          <w:sz w:val="24"/>
-          <w:szCs w:val="24"/>
-          <w:u w:val="single"/>
-          <w:lang w:eastAsia="es-CO"/>
-        </w:rPr>
-      </w:pPr>
-    </w:p>
-    <w:p>
-      <w:pPr>
-        <w:spacing w:before="100" w:beforeAutospacing="1" w:after="100" w:afterAutospacing="1" w:line="240" w:lineRule="auto"/>
-        <w:rPr>
-          <w:rFonts w:ascii="Times New Roman" w:eastAsia="Times New Roman" w:hAnsi="Times New Roman" w:cs="Times New Roman"/>
-          <w:sz w:val="24"/>
-          <w:szCs w:val="24"/>
-          <w:lang w:eastAsia="es-CO"/>
-        </w:rPr>
-      </w:pPr>
-    </w:p>
-    <w:p>
-      <w:pPr>
-        <w:spacing w:before="100" w:beforeAutospacing="1" w:after="100" w:afterAutospacing="1" w:line="240" w:lineRule="auto"/>
-        <w:rPr>
-          <w:rFonts w:ascii="Times New Roman" w:eastAsia="Times New Roman" w:hAnsi="Times New Roman" w:cs="Times New Roman"/>
-          <w:sz w:val="24"/>
-          <w:szCs w:val="24"/>
-          <w:lang w:eastAsia="es-CO"/>
-        </w:rPr>
-      </w:pPr>
-    </w:p>
-    <w:p>
-      <w:pPr>
-        <w:spacing w:before="100" w:beforeAutospacing="1" w:after="100" w:afterAutospacing="1" w:line="240" w:lineRule="auto"/>
-        <w:rPr>
-          <w:rFonts w:ascii="Times New Roman" w:eastAsia="Times New Roman" w:hAnsi="Times New Roman" w:cs="Times New Roman"/>
-          <w:sz w:val="24"/>
-          <w:szCs w:val="24"/>
-          <w:lang w:eastAsia="es-CO"/>
-        </w:rPr>
-      </w:pPr>
-    </w:p>
-    <w:p>
-      <w:pPr>
-        <w:spacing w:before="100" w:beforeAutospacing="1" w:after="100" w:afterAutospacing="1" w:line="240" w:lineRule="auto"/>
-        <w:rPr>
-          <w:rFonts w:ascii="Times New Roman" w:eastAsia="Times New Roman" w:hAnsi="Times New Roman" w:cs="Times New Roman"/>
-          <w:sz w:val="24"/>
-          <w:szCs w:val="24"/>
-          <w:lang w:eastAsia="es-CO"/>
-        </w:rPr>
-      </w:pPr>
-      <w:r>
-        <w:rPr>
-          <w:rFonts w:ascii="Times New Roman" w:eastAsia="Times New Roman" w:hAnsi="Times New Roman" w:cs="Times New Roman"/>
-          <w:sz w:val="24"/>
-          <w:szCs w:val="24"/>
-          <w:lang w:eastAsia="es-CO"/>
-        </w:rPr>
-        <w:t xml:space="preserve">REFERENCIAS </w:t>
-      </w:r>
-    </w:p>
-    <w:p>
-      <w:pPr>
-        <w:spacing w:before="100" w:beforeAutospacing="1" w:after="100" w:afterAutospacing="1" w:line="240" w:lineRule="auto"/>
-        <w:rPr>
-          <w:rFonts w:ascii="Times New Roman" w:eastAsia="Times New Roman" w:hAnsi="Times New Roman" w:cs="Times New Roman"/>
-          <w:sz w:val="24"/>
-          <w:szCs w:val="24"/>
-          <w:lang w:eastAsia="es-CO"/>
-        </w:rPr>
-      </w:pPr>
-      <w:r>
-        <w:rPr>
-          <w:rFonts w:ascii="Times New Roman" w:eastAsia="Times New Roman" w:hAnsi="Times New Roman" w:cs="Times New Roman"/>
-          <w:sz w:val="24"/>
-          <w:szCs w:val="24"/>
-          <w:lang w:eastAsia="es-CO"/>
-        </w:rPr>
-        <w:t>https://www.pluxee.co/blog/gestion-del-cambio-organizacional/</w:t>
-      </w:r>
-    </w:p>
-    <w:p/>
+        <w:t>https://liderazgo.space/modelo-de-cambio-de-lewin/</w:t>
+      </w:r>
+    </w:p>
+    <w:p>
+      <w:pPr>
+        <w:pStyle w:val="Normal"/>
+        <w:rPr/>
+      </w:pPr>
+      <w:hyperlink r:id="rId3">
+        <w:r>
+          <w:rPr>
+            <w:rStyle w:val="Hyperlink"/>
+          </w:rPr>
+          <w:t>https://www.prosci.com</w:t>
+        </w:r>
+      </w:hyperlink>
+    </w:p>
+    <w:p>
+      <w:pPr>
+        <w:pStyle w:val="Normal"/>
+        <w:rPr/>
+      </w:pPr>
+      <w:hyperlink r:id="rId4">
+        <w:r>
+          <w:rPr>
+            <w:rStyle w:val="Hyperlink"/>
+          </w:rPr>
+          <w:t>https://news.microsoft.com/es-xl/features/empatia-e-innovacion-como-el-cambio-cultural-de-microsoft-lleva-al-desarrollo-de-nuevos-productos/</w:t>
+        </w:r>
+      </w:hyperlink>
+    </w:p>
+    <w:p>
+      <w:pPr>
+        <w:pStyle w:val="TableContents"/>
+        <w:spacing w:before="0" w:after="160"/>
+        <w:rPr/>
+      </w:pPr>
+      <w:r>
+        <w:rPr>
+          <w:rFonts w:ascii="C059" w:hAnsi="C059"/>
+          <w:b w:val="false"/>
+          <w:bCs w:val="false"/>
+          <w:i w:val="false"/>
+          <w:caps w:val="false"/>
+          <w:smallCaps w:val="false"/>
+          <w:color w:val="222222"/>
+          <w:spacing w:val="0"/>
+          <w:sz w:val="24"/>
+          <w:szCs w:val="24"/>
+        </w:rPr>
+        <w:t xml:space="preserve">. </w:t>
+      </w:r>
+      <w:hyperlink r:id="rId5" w:tgtFrame="_blank">
+        <w:r>
+          <w:rPr>
+            <w:rStyle w:val="Hyperlink"/>
+            <w:rFonts w:ascii="C059" w:hAnsi="C059"/>
+            <w:b w:val="false"/>
+            <w:bCs w:val="false"/>
+            <w:i w:val="false"/>
+            <w:caps w:val="false"/>
+            <w:smallCaps w:val="false"/>
+            <w:color w:val="222222"/>
+            <w:spacing w:val="0"/>
+            <w:sz w:val="24"/>
+            <w:szCs w:val="24"/>
+          </w:rPr>
+          <w:t>ICMR India+1</w:t>
+        </w:r>
+      </w:hyperlink>
+    </w:p>
     <w:sectPr>
+      <w:type w:val="nextPage"/>
       <w:pgSz w:w="12240" w:h="15840"/>
-      <w:pgMar w:top="1417" w:right="1701" w:bottom="1417" w:left="1701" w:header="708" w:footer="708" w:gutter="0"/>
-      <w:cols w:space="708"/>
-      <w:docGrid w:linePitch="360"/>
+      <w:pgMar w:left="1701" w:right="1701" w:gutter="0" w:header="0" w:top="1417" w:footer="0" w:bottom="1417"/>
+      <w:pgNumType w:fmt="decimal"/>
+      <w:formProt w:val="false"/>
+      <w:textDirection w:val="lrTb"/>
+      <w:docGrid w:type="default" w:linePitch="360" w:charSpace="4096"/>
     </w:sectPr>
   </w:body>
 </w:document>
 </file>
 
 <file path=word/styles.xml><?xml version="1.0" encoding="utf-8"?>
-<w:styles xmlns:mc="http://schemas.openxmlformats.org/markup-compatibility/2006" xmlns:r="http://schemas.openxmlformats.org/officeDocument/2006/relationships" xmlns:w="http://schemas.openxmlformats.org/wordprocessingml/2006/main" xmlns:w14="http://schemas.microsoft.com/office/word/2010/wordml" xmlns:w15="http://schemas.microsoft.com/office/word/2012/wordml" xmlns:w16cex="http://schemas.microsoft.com/office/word/2018/wordml/cex" xmlns:w16cid="http://schemas.microsoft.com/office/word/2016/wordml/cid" xmlns:w16="http://schemas.microsoft.com/office/word/2018/wordml" xmlns:w16sdtdh="http://schemas.microsoft.com/office/word/2020/wordml/sdtdatahash" xmlns:w16se="http://schemas.microsoft.com/office/word/2015/wordml/symex" mc:Ignorable="w14 w15 w16se w16cid w16 w16cex w16sdtdh">
+<w:styles xmlns:w="http://schemas.openxmlformats.org/wordprocessingml/2006/main" xmlns:w14="http://schemas.microsoft.com/office/word/2010/wordml" xmlns:mc="http://schemas.openxmlformats.org/markup-compatibility/2006" mc:Ignorable="w14">
   <w:docDefaults>
     <w:rPrDefault>
       <w:rPr>
-        <w:rFonts w:asciiTheme="minorHAnsi" w:eastAsiaTheme="minorHAnsi" w:hAnsiTheme="minorHAnsi" w:cstheme="minorBidi"/>
+        <w:rFonts w:ascii="Calibri" w:hAnsi="Calibri" w:eastAsia="Calibri" w:cs="" w:asciiTheme="minorHAnsi" w:cstheme="minorBidi" w:eastAsiaTheme="minorHAnsi" w:hAnsiTheme="minorHAnsi"/>
         <w:sz w:val="22"/>
         <w:szCs w:val="22"/>
         <w:lang w:val="es-CO" w:eastAsia="en-US" w:bidi="ar-SA"/>
@@ -193,21 +1165,21 @@
     </w:rPrDefault>
     <w:pPrDefault>
       <w:pPr>
-        <w:spacing w:after="160" w:line="259" w:lineRule="auto"/>
+        <w:suppressAutoHyphens w:val="true"/>
       </w:pPr>
     </w:pPrDefault>
   </w:docDefaults>
   <w:latentStyles w:defLockedState="0" w:defUIPriority="99" w:defSemiHidden="0" w:defUnhideWhenUsed="0" w:defQFormat="0" w:count="376">
     <w:lsdException w:name="Normal" w:uiPriority="0" w:qFormat="1"/>
     <w:lsdException w:name="heading 1" w:uiPriority="9" w:qFormat="1"/>
-    <w:lsdException w:name="heading 2" w:semiHidden="1" w:uiPriority="9" w:unhideWhenUsed="1" w:qFormat="1"/>
-    <w:lsdException w:name="heading 3" w:semiHidden="1" w:uiPriority="9" w:unhideWhenUsed="1" w:qFormat="1"/>
-    <w:lsdException w:name="heading 4" w:semiHidden="1" w:uiPriority="9" w:unhideWhenUsed="1" w:qFormat="1"/>
-    <w:lsdException w:name="heading 5" w:semiHidden="1" w:uiPriority="9" w:unhideWhenUsed="1" w:qFormat="1"/>
-    <w:lsdException w:name="heading 6" w:semiHidden="1" w:uiPriority="9" w:unhideWhenUsed="1" w:qFormat="1"/>
-    <w:lsdException w:name="heading 7" w:semiHidden="1" w:uiPriority="9" w:unhideWhenUsed="1" w:qFormat="1"/>
-    <w:lsdException w:name="heading 8" w:semiHidden="1" w:uiPriority="9" w:unhideWhenUsed="1" w:qFormat="1"/>
-    <w:lsdException w:name="heading 9" w:semiHidden="1" w:uiPriority="9" w:unhideWhenUsed="1" w:qFormat="1"/>
+    <w:lsdException w:name="heading 2" w:uiPriority="9" w:semiHidden="1" w:unhideWhenUsed="1" w:qFormat="1"/>
+    <w:lsdException w:name="heading 3" w:uiPriority="9" w:semiHidden="1" w:unhideWhenUsed="1" w:qFormat="1"/>
+    <w:lsdException w:name="heading 4" w:uiPriority="9" w:semiHidden="1" w:unhideWhenUsed="1" w:qFormat="1"/>
+    <w:lsdException w:name="heading 5" w:uiPriority="9" w:semiHidden="1" w:unhideWhenUsed="1" w:qFormat="1"/>
+    <w:lsdException w:name="heading 6" w:uiPriority="9" w:semiHidden="1" w:unhideWhenUsed="1" w:qFormat="1"/>
+    <w:lsdException w:name="heading 7" w:uiPriority="9" w:semiHidden="1" w:unhideWhenUsed="1" w:qFormat="1"/>
+    <w:lsdException w:name="heading 8" w:uiPriority="9" w:semiHidden="1" w:unhideWhenUsed="1" w:qFormat="1"/>
+    <w:lsdException w:name="heading 9" w:uiPriority="9" w:semiHidden="1" w:unhideWhenUsed="1" w:qFormat="1"/>
     <w:lsdException w:name="index 1" w:semiHidden="1" w:unhideWhenUsed="1"/>
     <w:lsdException w:name="index 2" w:semiHidden="1" w:unhideWhenUsed="1"/>
     <w:lsdException w:name="index 3" w:semiHidden="1" w:unhideWhenUsed="1"/>
@@ -217,22 +1189,22 @@
     <w:lsdException w:name="index 7" w:semiHidden="1" w:unhideWhenUsed="1"/>
     <w:lsdException w:name="index 8" w:semiHidden="1" w:unhideWhenUsed="1"/>
     <w:lsdException w:name="index 9" w:semiHidden="1" w:unhideWhenUsed="1"/>
-    <w:lsdException w:name="toc 1" w:semiHidden="1" w:uiPriority="39" w:unhideWhenUsed="1"/>
-    <w:lsdException w:name="toc 2" w:semiHidden="1" w:uiPriority="39" w:unhideWhenUsed="1"/>
-    <w:lsdException w:name="toc 3" w:semiHidden="1" w:uiPriority="39" w:unhideWhenUsed="1"/>
-    <w:lsdException w:name="toc 4" w:semiHidden="1" w:uiPriority="39" w:unhideWhenUsed="1"/>
-    <w:lsdException w:name="toc 5" w:semiHidden="1" w:uiPriority="39" w:unhideWhenUsed="1"/>
-    <w:lsdException w:name="toc 6" w:semiHidden="1" w:uiPriority="39" w:unhideWhenUsed="1"/>
-    <w:lsdException w:name="toc 7" w:semiHidden="1" w:uiPriority="39" w:unhideWhenUsed="1"/>
-    <w:lsdException w:name="toc 8" w:semiHidden="1" w:uiPriority="39" w:unhideWhenUsed="1"/>
-    <w:lsdException w:name="toc 9" w:semiHidden="1" w:uiPriority="39" w:unhideWhenUsed="1"/>
+    <w:lsdException w:name="toc 1" w:uiPriority="39" w:semiHidden="1" w:unhideWhenUsed="1"/>
+    <w:lsdException w:name="toc 2" w:uiPriority="39" w:semiHidden="1" w:unhideWhenUsed="1"/>
+    <w:lsdException w:name="toc 3" w:uiPriority="39" w:semiHidden="1" w:unhideWhenUsed="1"/>
+    <w:lsdException w:name="toc 4" w:uiPriority="39" w:semiHidden="1" w:unhideWhenUsed="1"/>
+    <w:lsdException w:name="toc 5" w:uiPriority="39" w:semiHidden="1" w:unhideWhenUsed="1"/>
+    <w:lsdException w:name="toc 6" w:uiPriority="39" w:semiHidden="1" w:unhideWhenUsed="1"/>
+    <w:lsdException w:name="toc 7" w:uiPriority="39" w:semiHidden="1" w:unhideWhenUsed="1"/>
+    <w:lsdException w:name="toc 8" w:uiPriority="39" w:semiHidden="1" w:unhideWhenUsed="1"/>
+    <w:lsdException w:name="toc 9" w:uiPriority="39" w:semiHidden="1" w:unhideWhenUsed="1"/>
     <w:lsdException w:name="Normal Indent" w:semiHidden="1" w:unhideWhenUsed="1"/>
     <w:lsdException w:name="footnote text" w:semiHidden="1" w:unhideWhenUsed="1"/>
     <w:lsdException w:name="annotation text" w:semiHidden="1" w:unhideWhenUsed="1"/>
     <w:lsdException w:name="header" w:semiHidden="1" w:unhideWhenUsed="1"/>
     <w:lsdException w:name="footer" w:semiHidden="1" w:unhideWhenUsed="1"/>
     <w:lsdException w:name="index heading" w:semiHidden="1" w:unhideWhenUsed="1"/>
-    <w:lsdException w:name="caption" w:semiHidden="1" w:uiPriority="35" w:unhideWhenUsed="1" w:qFormat="1"/>
+    <w:lsdException w:name="caption" w:uiPriority="35" w:semiHidden="1" w:unhideWhenUsed="1" w:qFormat="1"/>
     <w:lsdException w:name="table of figures" w:semiHidden="1" w:unhideWhenUsed="1"/>
     <w:lsdException w:name="envelope address" w:semiHidden="1" w:unhideWhenUsed="1"/>
     <w:lsdException w:name="envelope return" w:semiHidden="1" w:unhideWhenUsed="1"/>
@@ -263,7 +1235,7 @@
     <w:lsdException w:name="Title" w:uiPriority="10" w:qFormat="1"/>
     <w:lsdException w:name="Closing" w:semiHidden="1" w:unhideWhenUsed="1"/>
     <w:lsdException w:name="Signature" w:semiHidden="1" w:unhideWhenUsed="1"/>
-    <w:lsdException w:name="Default Paragraph Font" w:semiHidden="1" w:uiPriority="1" w:unhideWhenUsed="1"/>
+    <w:lsdException w:name="Default Paragraph Font" w:uiPriority="1" w:semiHidden="1" w:unhideWhenUsed="1"/>
     <w:lsdException w:name="Body Text" w:semiHidden="1" w:unhideWhenUsed="1"/>
     <w:lsdException w:name="Body Text Indent" w:semiHidden="1" w:unhideWhenUsed="1"/>
     <w:lsdException w:name="List Continue" w:semiHidden="1" w:unhideWhenUsed="1"/>
@@ -463,8 +1435,8 @@
     <w:lsdException w:name="Subtle Reference" w:uiPriority="31" w:qFormat="1"/>
     <w:lsdException w:name="Intense Reference" w:uiPriority="32" w:qFormat="1"/>
     <w:lsdException w:name="Book Title" w:uiPriority="33" w:qFormat="1"/>
-    <w:lsdException w:name="Bibliography" w:semiHidden="1" w:uiPriority="37" w:unhideWhenUsed="1"/>
-    <w:lsdException w:name="TOC Heading" w:semiHidden="1" w:uiPriority="39" w:unhideWhenUsed="1" w:qFormat="1"/>
+    <w:lsdException w:name="Bibliography" w:uiPriority="37" w:semiHidden="1" w:unhideWhenUsed="1"/>
+    <w:lsdException w:name="TOC Heading" w:uiPriority="39" w:semiHidden="1" w:unhideWhenUsed="1" w:qFormat="1"/>
     <w:lsdException w:name="Plain Table 1" w:uiPriority="41"/>
     <w:lsdException w:name="Plain Table 2" w:uiPriority="42"/>
     <w:lsdException w:name="Plain Table 3" w:uiPriority="43"/>
@@ -575,23 +1547,37 @@
     <w:lsdException w:name="Unresolved Mention" w:semiHidden="1" w:unhideWhenUsed="1"/>
     <w:lsdException w:name="Smart Link" w:semiHidden="1" w:unhideWhenUsed="1"/>
   </w:latentStyles>
-  <w:style w:type="paragraph" w:default="1" w:styleId="Normal">
+  <w:style w:type="paragraph" w:styleId="Normal" w:default="1">
     <w:name w:val="Normal"/>
     <w:qFormat/>
+    <w:pPr>
+      <w:widowControl/>
+      <w:bidi w:val="0"/>
+      <w:spacing w:lineRule="auto" w:line="259" w:before="0" w:after="160"/>
+      <w:jc w:val="left"/>
+    </w:pPr>
+    <w:rPr>
+      <w:rFonts w:ascii="Calibri" w:hAnsi="Calibri" w:eastAsia="Calibri" w:cs="" w:asciiTheme="minorHAnsi" w:cstheme="minorBidi" w:eastAsiaTheme="minorHAnsi" w:hAnsiTheme="minorHAnsi"/>
+      <w:color w:val="auto"/>
+      <w:kern w:val="0"/>
+      <w:sz w:val="22"/>
+      <w:szCs w:val="22"/>
+      <w:lang w:val="es-CO" w:eastAsia="en-US" w:bidi="ar-SA"/>
+    </w:rPr>
   </w:style>
-  <w:style w:type="paragraph" w:styleId="Ttulo2">
-    <w:name w:val="heading 2"/>
+  <w:style w:type="paragraph" w:styleId="Heading2">
+    <w:name w:val="Heading 2"/>
     <w:basedOn w:val="Normal"/>
     <w:link w:val="Ttulo2Car"/>
     <w:uiPriority w:val="9"/>
     <w:qFormat/>
-    <w:rsid w:val="0015651E"/>
+    <w:rsid w:val="0015651e"/>
     <w:pPr>
-      <w:spacing w:before="100" w:beforeAutospacing="1" w:after="100" w:afterAutospacing="1" w:line="240" w:lineRule="auto"/>
+      <w:spacing w:lineRule="auto" w:line="240" w:beforeAutospacing="1" w:afterAutospacing="1"/>
       <w:outlineLvl w:val="1"/>
     </w:pPr>
     <w:rPr>
-      <w:rFonts w:ascii="Times New Roman" w:eastAsia="Times New Roman" w:hAnsi="Times New Roman" w:cs="Times New Roman"/>
+      <w:rFonts w:ascii="Times New Roman" w:hAnsi="Times New Roman" w:eastAsia="Times New Roman" w:cs="Times New Roman"/>
       <w:b/>
       <w:bCs/>
       <w:sz w:val="36"/>
@@ -599,11 +1585,179 @@
       <w:lang w:eastAsia="es-CO"/>
     </w:rPr>
   </w:style>
-  <w:style w:type="character" w:default="1" w:styleId="Fuentedeprrafopredeter">
+  <w:style w:type="paragraph" w:styleId="Heading3">
+    <w:name w:val="Heading 3"/>
+    <w:basedOn w:val="Heading"/>
+    <w:next w:val="BodyText"/>
+    <w:qFormat/>
+    <w:pPr>
+      <w:spacing w:before="140" w:after="120"/>
+      <w:outlineLvl w:val="2"/>
+    </w:pPr>
+    <w:rPr>
+      <w:rFonts w:ascii="Liberation Serif" w:hAnsi="Liberation Serif" w:eastAsia="DejaVu Sans" w:cs="DejaVu Sans"/>
+      <w:b/>
+      <w:bCs/>
+      <w:sz w:val="28"/>
+      <w:szCs w:val="28"/>
+    </w:rPr>
+  </w:style>
+  <w:style w:type="character" w:styleId="DefaultParagraphFont" w:default="1">
     <w:name w:val="Default Paragraph Font"/>
     <w:uiPriority w:val="1"/>
     <w:semiHidden/>
     <w:unhideWhenUsed/>
+    <w:qFormat/>
+    <w:rPr/>
+  </w:style>
+  <w:style w:type="character" w:styleId="Ttulo2Car" w:customStyle="1">
+    <w:name w:val="Título 2 Car"/>
+    <w:basedOn w:val="DefaultParagraphFont"/>
+    <w:link w:val="Heading2"/>
+    <w:uiPriority w:val="9"/>
+    <w:qFormat/>
+    <w:rsid w:val="0015651e"/>
+    <w:rPr>
+      <w:rFonts w:ascii="Times New Roman" w:hAnsi="Times New Roman" w:eastAsia="Times New Roman" w:cs="Times New Roman"/>
+      <w:b/>
+      <w:bCs/>
+      <w:sz w:val="36"/>
+      <w:szCs w:val="36"/>
+      <w:lang w:eastAsia="es-CO"/>
+    </w:rPr>
+  </w:style>
+  <w:style w:type="character" w:styleId="Hyperlink">
+    <w:name w:val="Hyperlink"/>
+    <w:basedOn w:val="DefaultParagraphFont"/>
+    <w:uiPriority w:val="99"/>
+    <w:semiHidden/>
+    <w:unhideWhenUsed/>
+    <w:rsid w:val="0015651e"/>
+    <w:rPr>
+      <w:color w:val="0000FF"/>
+      <w:u w:val="single"/>
+    </w:rPr>
+  </w:style>
+  <w:style w:type="character" w:styleId="Strong">
+    <w:name w:val="Strong"/>
+    <w:qFormat/>
+    <w:rPr>
+      <w:b/>
+      <w:bCs/>
+    </w:rPr>
+  </w:style>
+  <w:style w:type="character" w:styleId="Bullets">
+    <w:name w:val="Bullets"/>
+    <w:qFormat/>
+    <w:rPr>
+      <w:rFonts w:ascii="OpenSymbol" w:hAnsi="OpenSymbol" w:eastAsia="OpenSymbol" w:cs="OpenSymbol"/>
+    </w:rPr>
+  </w:style>
+  <w:style w:type="paragraph" w:styleId="Heading">
+    <w:name w:val="Heading"/>
+    <w:basedOn w:val="Normal"/>
+    <w:next w:val="BodyText"/>
+    <w:qFormat/>
+    <w:pPr>
+      <w:keepNext w:val="true"/>
+      <w:spacing w:before="240" w:after="120"/>
+    </w:pPr>
+    <w:rPr>
+      <w:rFonts w:ascii="Liberation Sans" w:hAnsi="Liberation Sans" w:eastAsia="Noto Sans CJK SC" w:cs="Noto Sans Devanagari"/>
+      <w:sz w:val="28"/>
+      <w:szCs w:val="28"/>
+    </w:rPr>
+  </w:style>
+  <w:style w:type="paragraph" w:styleId="BodyText">
+    <w:name w:val="Body Text"/>
+    <w:basedOn w:val="Normal"/>
+    <w:pPr>
+      <w:spacing w:lineRule="auto" w:line="276" w:before="0" w:after="140"/>
+    </w:pPr>
+    <w:rPr/>
+  </w:style>
+  <w:style w:type="paragraph" w:styleId="List">
+    <w:name w:val="List"/>
+    <w:basedOn w:val="BodyText"/>
+    <w:pPr/>
+    <w:rPr>
+      <w:rFonts w:cs="Noto Sans Devanagari"/>
+    </w:rPr>
+  </w:style>
+  <w:style w:type="paragraph" w:styleId="Caption">
+    <w:name w:val="Caption"/>
+    <w:basedOn w:val="Normal"/>
+    <w:qFormat/>
+    <w:pPr>
+      <w:suppressLineNumbers/>
+      <w:spacing w:before="120" w:after="120"/>
+    </w:pPr>
+    <w:rPr>
+      <w:rFonts w:cs="Noto Sans Devanagari"/>
+      <w:i/>
+      <w:iCs/>
+      <w:sz w:val="24"/>
+      <w:szCs w:val="24"/>
+    </w:rPr>
+  </w:style>
+  <w:style w:type="paragraph" w:styleId="Index">
+    <w:name w:val="Index"/>
+    <w:basedOn w:val="Normal"/>
+    <w:qFormat/>
+    <w:pPr>
+      <w:suppressLineNumbers/>
+    </w:pPr>
+    <w:rPr>
+      <w:rFonts w:cs="Noto Sans Devanagari"/>
+    </w:rPr>
+  </w:style>
+  <w:style w:type="paragraph" w:styleId="NormalWeb">
+    <w:name w:val="Normal (Web)"/>
+    <w:basedOn w:val="Normal"/>
+    <w:uiPriority w:val="99"/>
+    <w:semiHidden/>
+    <w:unhideWhenUsed/>
+    <w:qFormat/>
+    <w:rsid w:val="0015651e"/>
+    <w:pPr>
+      <w:spacing w:lineRule="auto" w:line="240" w:beforeAutospacing="1" w:afterAutospacing="1"/>
+    </w:pPr>
+    <w:rPr>
+      <w:rFonts w:ascii="Times New Roman" w:hAnsi="Times New Roman" w:eastAsia="Times New Roman" w:cs="Times New Roman"/>
+      <w:sz w:val="24"/>
+      <w:szCs w:val="24"/>
+      <w:lang w:eastAsia="es-CO"/>
+    </w:rPr>
+  </w:style>
+  <w:style w:type="paragraph" w:styleId="TableContents">
+    <w:name w:val="Table Contents"/>
+    <w:basedOn w:val="Normal"/>
+    <w:qFormat/>
+    <w:pPr>
+      <w:widowControl w:val="false"/>
+      <w:suppressLineNumbers/>
+    </w:pPr>
+    <w:rPr/>
+  </w:style>
+  <w:style w:type="paragraph" w:styleId="TableHeading">
+    <w:name w:val="Table Heading"/>
+    <w:basedOn w:val="TableContents"/>
+    <w:qFormat/>
+    <w:pPr>
+      <w:suppressLineNumbers/>
+      <w:jc w:val="center"/>
+    </w:pPr>
+    <w:rPr>
+      <w:b/>
+      <w:bCs/>
+    </w:rPr>
+  </w:style>
+  <w:style w:type="numbering" w:styleId="NoList" w:default="1">
+    <w:name w:val="No List"/>
+    <w:uiPriority w:val="99"/>
+    <w:semiHidden/>
+    <w:unhideWhenUsed/>
+    <w:qFormat/>
   </w:style>
   <w:style w:type="table" w:default="1" w:styleId="Tablanormal">
     <w:name w:val="Normal Table"/>
@@ -611,7 +1765,6 @@
     <w:semiHidden/>
     <w:unhideWhenUsed/>
     <w:tblPr>
-      <w:tblInd w:w="0" w:type="dxa"/>
       <w:tblCellMar>
         <w:top w:w="0" w:type="dxa"/>
         <w:left w:w="108" w:type="dxa"/>
@@ -620,249 +1773,101 @@
       </w:tblCellMar>
     </w:tblPr>
   </w:style>
-  <w:style w:type="numbering" w:default="1" w:styleId="Sinlista">
-    <w:name w:val="No List"/>
-    <w:uiPriority w:val="99"/>
-    <w:semiHidden/>
-    <w:unhideWhenUsed/>
-  </w:style>
-  <w:style w:type="character" w:customStyle="1" w:styleId="Ttulo2Car">
-    <w:name w:val="Título 2 Car"/>
-    <w:basedOn w:val="Fuentedeprrafopredeter"/>
-    <w:link w:val="Ttulo2"/>
-    <w:uiPriority w:val="9"/>
-    <w:rsid w:val="0015651E"/>
-    <w:rPr>
-      <w:rFonts w:ascii="Times New Roman" w:eastAsia="Times New Roman" w:hAnsi="Times New Roman" w:cs="Times New Roman"/>
-      <w:b/>
-      <w:bCs/>
-      <w:sz w:val="36"/>
-      <w:szCs w:val="36"/>
-      <w:lang w:eastAsia="es-CO"/>
-    </w:rPr>
-  </w:style>
-  <w:style w:type="paragraph" w:styleId="NormalWeb">
-    <w:name w:val="Normal (Web)"/>
-    <w:basedOn w:val="Normal"/>
-    <w:uiPriority w:val="99"/>
-    <w:semiHidden/>
-    <w:unhideWhenUsed/>
-    <w:rsid w:val="0015651E"/>
-    <w:pPr>
-      <w:spacing w:before="100" w:beforeAutospacing="1" w:after="100" w:afterAutospacing="1" w:line="240" w:lineRule="auto"/>
-    </w:pPr>
-    <w:rPr>
-      <w:rFonts w:ascii="Times New Roman" w:eastAsia="Times New Roman" w:hAnsi="Times New Roman" w:cs="Times New Roman"/>
-      <w:sz w:val="24"/>
-      <w:szCs w:val="24"/>
-      <w:lang w:eastAsia="es-CO"/>
-    </w:rPr>
-  </w:style>
-  <w:style w:type="character" w:styleId="Hipervnculo">
-    <w:name w:val="Hyperlink"/>
-    <w:basedOn w:val="Fuentedeprrafopredeter"/>
-    <w:uiPriority w:val="99"/>
-    <w:semiHidden/>
-    <w:unhideWhenUsed/>
-    <w:rsid w:val="0015651E"/>
-    <w:rPr>
-      <w:color w:val="0000FF"/>
-      <w:u w:val="single"/>
-    </w:rPr>
-  </w:style>
 </w:styles>
 </file>
 
 <file path=word/theme/theme1.xml><?xml version="1.0" encoding="utf-8"?>
-<a:theme xmlns:a="http://schemas.openxmlformats.org/drawingml/2006/main" name="Tema de Office">
+<a:theme xmlns:a="http://schemas.openxmlformats.org/drawingml/2006/main" xmlns:r="http://schemas.openxmlformats.org/officeDocument/2006/relationships" name="Tema de Office">
   <a:themeElements>
     <a:clrScheme name="Office">
       <a:dk1>
-        <a:sysClr val="windowText" lastClr="000000"/>
+        <a:srgbClr val="000000"/>
       </a:dk1>
       <a:lt1>
-        <a:sysClr val="window" lastClr="FFFFFF"/>
+        <a:srgbClr val="ffffff"/>
       </a:lt1>
       <a:dk2>
-        <a:srgbClr val="44546A"/>
+        <a:srgbClr val="44546a"/>
       </a:dk2>
       <a:lt2>
-        <a:srgbClr val="E7E6E6"/>
+        <a:srgbClr val="e7e6e6"/>
       </a:lt2>
       <a:accent1>
-        <a:srgbClr val="4472C4"/>
+        <a:srgbClr val="4472c4"/>
       </a:accent1>
       <a:accent2>
-        <a:srgbClr val="ED7D31"/>
+        <a:srgbClr val="ed7d31"/>
       </a:accent2>
       <a:accent3>
-        <a:srgbClr val="A5A5A5"/>
+        <a:srgbClr val="a5a5a5"/>
       </a:accent3>
       <a:accent4>
-        <a:srgbClr val="FFC000"/>
+        <a:srgbClr val="ffc000"/>
       </a:accent4>
       <a:accent5>
-        <a:srgbClr val="5B9BD5"/>
+        <a:srgbClr val="5b9bd5"/>
       </a:accent5>
       <a:accent6>
-        <a:srgbClr val="70AD47"/>
+        <a:srgbClr val="70ad47"/>
       </a:accent6>
       <a:hlink>
-        <a:srgbClr val="0563C1"/>
+        <a:srgbClr val="0563c1"/>
       </a:hlink>
       <a:folHlink>
-        <a:srgbClr val="954F72"/>
+        <a:srgbClr val="954f72"/>
       </a:folHlink>
     </a:clrScheme>
     <a:fontScheme name="Office">
       <a:majorFont>
-        <a:latin typeface="Calibri Light" panose="020F0302020204030204"/>
+        <a:latin typeface="Calibri Light" panose="020F0302020204030204" pitchFamily="0" charset="1"/>
         <a:ea typeface=""/>
         <a:cs typeface=""/>
-        <a:font script="Jpan" typeface="游ゴシック Light"/>
-        <a:font script="Hang" typeface="맑은 고딕"/>
-        <a:font script="Hans" typeface="等线 Light"/>
-        <a:font script="Hant" typeface="新細明體"/>
-        <a:font script="Arab" typeface="Times New Roman"/>
-        <a:font script="Hebr" typeface="Times New Roman"/>
-        <a:font script="Thai" typeface="Angsana New"/>
-        <a:font script="Ethi" typeface="Nyala"/>
-        <a:font script="Beng" typeface="Vrinda"/>
-        <a:font script="Gujr" typeface="Shruti"/>
-        <a:font script="Khmr" typeface="MoolBoran"/>
-        <a:font script="Knda" typeface="Tunga"/>
-        <a:font script="Guru" typeface="Raavi"/>
-        <a:font script="Cans" typeface="Euphemia"/>
-        <a:font script="Cher" typeface="Plantagenet Cherokee"/>
-        <a:font script="Yiii" typeface="Microsoft Yi Baiti"/>
-        <a:font script="Tibt" typeface="Microsoft Himalaya"/>
-        <a:font script="Thaa" typeface="MV Boli"/>
-        <a:font script="Deva" typeface="Mangal"/>
-        <a:font script="Telu" typeface="Gautami"/>
-        <a:font script="Taml" typeface="Latha"/>
-        <a:font script="Syrc" typeface="Estrangelo Edessa"/>
-        <a:font script="Orya" typeface="Kalinga"/>
-        <a:font script="Mlym" typeface="Kartika"/>
-        <a:font script="Laoo" typeface="DokChampa"/>
-        <a:font script="Sinh" typeface="Iskoola Pota"/>
-        <a:font script="Mong" typeface="Mongolian Baiti"/>
-        <a:font script="Viet" typeface="Times New Roman"/>
-        <a:font script="Uigh" typeface="Microsoft Uighur"/>
-        <a:font script="Geor" typeface="Sylfaen"/>
-        <a:font script="Armn" typeface="Arial"/>
-        <a:font script="Bugi" typeface="Leelawadee UI"/>
-        <a:font script="Bopo" typeface="Microsoft JhengHei"/>
-        <a:font script="Java" typeface="Javanese Text"/>
-        <a:font script="Lisu" typeface="Segoe UI"/>
-        <a:font script="Mymr" typeface="Myanmar Text"/>
-        <a:font script="Nkoo" typeface="Ebrima"/>
-        <a:font script="Olck" typeface="Nirmala UI"/>
-        <a:font script="Osma" typeface="Ebrima"/>
-        <a:font script="Phag" typeface="Phagspa"/>
-        <a:font script="Syrn" typeface="Estrangelo Edessa"/>
-        <a:font script="Syrj" typeface="Estrangelo Edessa"/>
-        <a:font script="Syre" typeface="Estrangelo Edessa"/>
-        <a:font script="Sora" typeface="Nirmala UI"/>
-        <a:font script="Tale" typeface="Microsoft Tai Le"/>
-        <a:font script="Talu" typeface="Microsoft New Tai Lue"/>
-        <a:font script="Tfng" typeface="Ebrima"/>
       </a:majorFont>
       <a:minorFont>
-        <a:latin typeface="Calibri" panose="020F0502020204030204"/>
+        <a:latin typeface="Calibri" panose="020F0502020204030204" pitchFamily="0" charset="1"/>
         <a:ea typeface=""/>
         <a:cs typeface=""/>
-        <a:font script="Jpan" typeface="游明朝"/>
-        <a:font script="Hang" typeface="맑은 고딕"/>
-        <a:font script="Hans" typeface="等线"/>
-        <a:font script="Hant" typeface="新細明體"/>
-        <a:font script="Arab" typeface="Arial"/>
-        <a:font script="Hebr" typeface="Arial"/>
-        <a:font script="Thai" typeface="Cordia New"/>
-        <a:font script="Ethi" typeface="Nyala"/>
-        <a:font script="Beng" typeface="Vrinda"/>
-        <a:font script="Gujr" typeface="Shruti"/>
-        <a:font script="Khmr" typeface="DaunPenh"/>
-        <a:font script="Knda" typeface="Tunga"/>
-        <a:font script="Guru" typeface="Raavi"/>
-        <a:font script="Cans" typeface="Euphemia"/>
-        <a:font script="Cher" typeface="Plantagenet Cherokee"/>
-        <a:font script="Yiii" typeface="Microsoft Yi Baiti"/>
-        <a:font script="Tibt" typeface="Microsoft Himalaya"/>
-        <a:font script="Thaa" typeface="MV Boli"/>
-        <a:font script="Deva" typeface="Mangal"/>
-        <a:font script="Telu" typeface="Gautami"/>
-        <a:font script="Taml" typeface="Latha"/>
-        <a:font script="Syrc" typeface="Estrangelo Edessa"/>
-        <a:font script="Orya" typeface="Kalinga"/>
-        <a:font script="Mlym" typeface="Kartika"/>
-        <a:font script="Laoo" typeface="DokChampa"/>
-        <a:font script="Sinh" typeface="Iskoola Pota"/>
-        <a:font script="Mong" typeface="Mongolian Baiti"/>
-        <a:font script="Viet" typeface="Arial"/>
-        <a:font script="Uigh" typeface="Microsoft Uighur"/>
-        <a:font script="Geor" typeface="Sylfaen"/>
-        <a:font script="Armn" typeface="Arial"/>
-        <a:font script="Bugi" typeface="Leelawadee UI"/>
-        <a:font script="Bopo" typeface="Microsoft JhengHei"/>
-        <a:font script="Java" typeface="Javanese Text"/>
-        <a:font script="Lisu" typeface="Segoe UI"/>
-        <a:font script="Mymr" typeface="Myanmar Text"/>
-        <a:font script="Nkoo" typeface="Ebrima"/>
-        <a:font script="Olck" typeface="Nirmala UI"/>
-        <a:font script="Osma" typeface="Ebrima"/>
-        <a:font script="Phag" typeface="Phagspa"/>
-        <a:font script="Syrn" typeface="Estrangelo Edessa"/>
-        <a:font script="Syrj" typeface="Estrangelo Edessa"/>
-        <a:font script="Syre" typeface="Estrangelo Edessa"/>
-        <a:font script="Sora" typeface="Nirmala UI"/>
-        <a:font script="Tale" typeface="Microsoft Tai Le"/>
-        <a:font script="Talu" typeface="Microsoft New Tai Lue"/>
-        <a:font script="Tfng" typeface="Ebrima"/>
       </a:minorFont>
     </a:fontScheme>
-    <a:fmtScheme name="Office">
+    <a:fmtScheme>
       <a:fillStyleLst>
         <a:solidFill>
           <a:schemeClr val="phClr"/>
         </a:solidFill>
-        <a:gradFill rotWithShape="1">
+        <a:gradFill>
           <a:gsLst>
             <a:gs pos="0">
               <a:schemeClr val="phClr">
                 <a:lumMod val="110000"/>
-                <a:satMod val="105000"/>
                 <a:tint val="67000"/>
               </a:schemeClr>
             </a:gs>
             <a:gs pos="50000">
               <a:schemeClr val="phClr">
                 <a:lumMod val="105000"/>
-                <a:satMod val="103000"/>
                 <a:tint val="73000"/>
               </a:schemeClr>
             </a:gs>
             <a:gs pos="100000">
               <a:schemeClr val="phClr">
                 <a:lumMod val="105000"/>
-                <a:satMod val="109000"/>
                 <a:tint val="81000"/>
               </a:schemeClr>
             </a:gs>
           </a:gsLst>
           <a:lin ang="5400000" scaled="0"/>
+          <a:tileRect l="0" t="0" r="0" b="0"/>
         </a:gradFill>
-        <a:gradFill rotWithShape="1">
+        <a:gradFill>
           <a:gsLst>
             <a:gs pos="0">
               <a:schemeClr val="phClr">
-                <a:satMod val="103000"/>
                 <a:lumMod val="102000"/>
                 <a:tint val="94000"/>
               </a:schemeClr>
             </a:gs>
             <a:gs pos="50000">
               <a:schemeClr val="phClr">
-                <a:satMod val="110000"/>
                 <a:lumMod val="100000"/>
                 <a:shade val="100000"/>
               </a:schemeClr>
@@ -870,33 +1875,24 @@
             <a:gs pos="100000">
               <a:schemeClr val="phClr">
                 <a:lumMod val="99000"/>
-                <a:satMod val="120000"/>
                 <a:shade val="78000"/>
               </a:schemeClr>
             </a:gs>
           </a:gsLst>
           <a:lin ang="5400000" scaled="0"/>
+          <a:tileRect l="0" t="0" r="0" b="0"/>
         </a:gradFill>
       </a:fillStyleLst>
       <a:lnStyleLst>
         <a:ln w="6350" cap="flat" cmpd="sng" algn="ctr">
-          <a:solidFill>
-            <a:schemeClr val="phClr"/>
-          </a:solidFill>
           <a:prstDash val="solid"/>
           <a:miter lim="800000"/>
         </a:ln>
         <a:ln w="12700" cap="flat" cmpd="sng" algn="ctr">
-          <a:solidFill>
-            <a:schemeClr val="phClr"/>
-          </a:solidFill>
           <a:prstDash val="solid"/>
           <a:miter lim="800000"/>
         </a:ln>
         <a:ln w="19050" cap="flat" cmpd="sng" algn="ctr">
-          <a:solidFill>
-            <a:schemeClr val="phClr"/>
-          </a:solidFill>
           <a:prstDash val="solid"/>
           <a:miter lim="800000"/>
         </a:ln>
@@ -909,13 +1905,7 @@
           <a:effectLst/>
         </a:effectStyle>
         <a:effectStyle>
-          <a:effectLst>
-            <a:outerShdw blurRad="57150" dist="19050" dir="5400000" algn="ctr" rotWithShape="0">
-              <a:srgbClr val="000000">
-                <a:alpha val="63000"/>
-              </a:srgbClr>
-            </a:outerShdw>
-          </a:effectLst>
+          <a:effectLst/>
         </a:effectStyle>
       </a:effectStyleLst>
       <a:bgFillStyleLst>
@@ -925,15 +1915,13 @@
         <a:solidFill>
           <a:schemeClr val="phClr">
             <a:tint val="95000"/>
-            <a:satMod val="170000"/>
           </a:schemeClr>
         </a:solidFill>
-        <a:gradFill rotWithShape="1">
+        <a:gradFill>
           <a:gsLst>
             <a:gs pos="0">
               <a:schemeClr val="phClr">
                 <a:tint val="93000"/>
-                <a:satMod val="150000"/>
                 <a:shade val="98000"/>
                 <a:lumMod val="102000"/>
               </a:schemeClr>
@@ -941,7 +1929,6 @@
             <a:gs pos="50000">
               <a:schemeClr val="phClr">
                 <a:tint val="98000"/>
-                <a:satMod val="130000"/>
                 <a:shade val="90000"/>
                 <a:lumMod val="103000"/>
               </a:schemeClr>
@@ -949,21 +1936,14 @@
             <a:gs pos="100000">
               <a:schemeClr val="phClr">
                 <a:shade val="63000"/>
-                <a:satMod val="120000"/>
               </a:schemeClr>
             </a:gs>
           </a:gsLst>
           <a:lin ang="5400000" scaled="0"/>
+          <a:tileRect l="0" t="0" r="0" b="0"/>
         </a:gradFill>
       </a:bgFillStyleLst>
     </a:fmtScheme>
   </a:themeElements>
-  <a:objectDefaults/>
-  <a:extraClrSchemeLst/>
-  <a:extLst>
-    <a:ext uri="{05A4C25C-085E-4340-85A3-A5531E510DB2}">
-      <thm15:themeFamily xmlns:thm15="http://schemas.microsoft.com/office/thememl/2012/main" name="Office Theme" id="{62F939B6-93AF-4DB8-9C6B-D6C7DFDC589F}" vid="{4A3C46E8-61CC-4603-A589-7422A47A8E4A}"/>
-    </a:ext>
-  </a:extLst>
 </a:theme>
 </file>